--- a/docs/project/Login.gov Partnerships CRM Technical Design - DRAFTED.docx
+++ b/docs/project/Login.gov Partnerships CRM Technical Design - DRAFTED.docx
@@ -14391,7 +14391,7 @@
                 <w:sz w:val="19"/>
                 <w:szCs w:val="19"/>
               </w:rPr>
-              <w:t xml:space="preserve">Without them Market Segment is blank org-wide and the load still reports success. See section 4.1.</w:t>
+              <w:t xml:space="preserve">Without them Market Segment is blank org-wide and the load still reports success. See section 4.1. Pre-flight switches on whatever is off, unasked, and re-reads the org to verify.</w:t>
             </w:r>
           </w:p>
         </w:tc>
@@ -14409,7 +14409,7 @@
                 <w:sz w:val="19"/>
                 <w:szCs w:val="19"/>
               </w:rPr>
-              <w:t xml:space="preserve">Sandboxes only; rejected for production</w:t>
+              <w:t xml:space="preserve">All, including production</w:t>
             </w:r>
           </w:p>
         </w:tc>
